--- a/klagomål/A 37239-2024 FSC-klagomål.docx
+++ b/klagomål/A 37239-2024 FSC-klagomål.docx
@@ -913,7 +913,7 @@
     <w:r>
       <w:tab/>
       <w:tab/>
-      <w:t>2026-06-18</w:t>
+      <w:t>2026-06-19</w:t>
       <w:br/>
       <w:br/>
     </w:r>

--- a/klagomål/A 37239-2024 FSC-klagomål.docx
+++ b/klagomål/A 37239-2024 FSC-klagomål.docx
@@ -913,7 +913,7 @@
     <w:r>
       <w:tab/>
       <w:tab/>
-      <w:t>2026-06-19</w:t>
+      <w:t>2026-06-20</w:t>
       <w:br/>
       <w:br/>
     </w:r>

--- a/klagomål/A 37239-2024 FSC-klagomål.docx
+++ b/klagomål/A 37239-2024 FSC-klagomål.docx
@@ -168,38 +168,7 @@
     </w:p>
     <w:p>
       <w:r>
-        <w:t>Detta dokument behandlar höga naturvärden i avverkningsanmälan A 37239-2024 i Mönsterås kommun som inkom 2024-09-05 och omfattar 10,6 ha.</w:t>
-      </w:r>
-    </w:p>
-    <w:p>
-      <w:r>
-        <w:t>Nedan presenteras fynd av naturvårdsarter och fridlysta arter som gjorts i det avverkningsanmälda området, samt relevanta utdrag ur standarderna för FSC, Chain of Custody, Controlled Wood och PEFC. I BILAGA 1 finns artfakta om fridlysta arter.</w:t>
-      </w:r>
-    </w:p>
-    <w:p>
-      <w:r>
-        <w:t>Vi förväntar oss att ni återkommer med ett skriftligt svar på vårt klagomål och även beskriver vilka korrigerande åtgärder ni satt in för att rätta till identifierade brister i er efterlevnad av den svenska FSC standarden.</w:t>
-      </w:r>
-    </w:p>
-    <w:p>
-      <w:pPr>
-        <w:pStyle w:val="Heading1"/>
-      </w:pPr>
-      <w:r>
-        <w:t>Naturvårdsarter</w:t>
-      </w:r>
-    </w:p>
-    <w:p>
-      <w:r>
-        <w:t>Inom 16 meter från avverkningsanmälan har följande 3 naturvårdsarter hittats: brunlångöra (NT, §4a), nordfladdermus (NT, §4a) och dvärgpipistrell (§4a). Av dessa är 2 rödlistade. För rödlistade arter har rödlistekategorin angivits inom parentes. För fridlysta arter anges även paragrafen i Artskyddsförordningen som arten är fridlyst enligt.</w:t>
-      </w:r>
-    </w:p>
-    <w:p>
-      <w:r>
-        <w:t>De påträffade naturvårdsarterna är ett tydligt kvitto på att det rör sig om en skog med höga naturvärden.</w:t>
-      </w:r>
-      <w:r>
-        <w:t xml:space="preserve"> I Figur 1 visas fyndplatser för naturvårdsarter i området, som finns registrerade på Artportalen.</w:t>
+        <w:t>Detta klagomål behandlar höga naturvärden i avverkningsanmälan A 37239-2024 i Mönsterås kommun som inkom 2024-09-05 och omfattar 10,6 ha.</w:t>
       </w:r>
     </w:p>
     <w:p>
@@ -247,20 +216,35 @@
         <w:spacing w:after="240"/>
       </w:pPr>
       <w:r>
-        <w:t>Figur 1. Fyndplatser för naturvårdsarter inom 16 meter från avverkningsanmälan (röd linje). Markörer utan svart kant är placerade på fyndplatsen. Markörer med svart kant är placerade vid sidan av fyndplatsen och har ett svart streck som visar fyndplatsens exakta position. Kartans mittpunktskoordinat är N 6312796, E 576156 i SWEREF 99 TM.</w:t>
+        <w:t>Figur 1. Fyndplatser för naturvårdsarter inom 16 meter från avverkningsanmälan. Markörer utan svart kant är placerade på fyndplatsen. Markörer med svart kant är placerade vid sidan av fyndplatsen har ett svart streck som visar fyndplatsens exakta position. Kartans mittpunktskoordinat är N 6312796, E 576156 i SWEREF 99 TM.</w:t>
+      </w:r>
+    </w:p>
+    <w:p>
+      <w:r>
+        <w:t>Inom 16 meter från avverkningsanmälan finns fynd av 3 naturvårdsarter, varav 2 är rödlistade och 3 är fridlysta: brunlångöra (NT, §4a), nordfladdermus (NT, §4a) och dvärgpipistrell (§4a). Se Figur 1.</w:t>
+      </w:r>
+    </w:p>
+    <w:p>
+      <w:r>
+        <w:t>Nedan presenteras relevanta utdrag ur standarderna för FSC, Chain of Custody, Controlled Wood och PEFC.</w:t>
+      </w:r>
+    </w:p>
+    <w:p>
+      <w:r>
+        <w:t>Vi förväntar oss att ni återkommer med ett skriftligt svar på vårt klagomål och även beskriver vilka korrigerande åtgärder ni satt in för att rätta till identifierade brister i er efterlevnad av den svenska FSC standarden.</w:t>
       </w:r>
     </w:p>
     <w:p>
       <w:pPr>
-        <w:pStyle w:val="Heading2"/>
+        <w:pStyle w:val="Heading1"/>
       </w:pPr>
       <w:r>
-        <w:t>Fridlysta arter</w:t>
+        <w:t>Naturvårdsarter och fridlysta arter</w:t>
       </w:r>
     </w:p>
     <w:p>
       <w:r>
-        <w:t>Följande fridlysta arter har sina livsmiljöer och växtplatser i den avverkningsanmälda skogen: brunlångöra (NT, §4a), nordfladdermus (NT, §4a) och dvärgpipistrell (§4a).</w:t>
+        <w:t>Nedan följer beskrivningar av de naturvårdsarter och fridlysta arter som har sina livsmiljöer och växtplatser i den avverkningsanmälda skogen. Se även ytterligare artfakta i BILAGA 1. De påträffade naturvårdsarterna är ett tydligt kvitto på att det rör sig om en skog med höga naturvärden.</w:t>
       </w:r>
     </w:p>
     <w:p>
@@ -297,17 +281,6 @@
         <w:rPr>
           <w:b/>
         </w:rPr>
-        <w:t>Dvärgpipistrell (§4a)</w:t>
-      </w:r>
-      <w:r>
-        <w:t xml:space="preserve"> omfattas av bilaga 4 EU:s art- och habitatdirektiv vilket innebär ett strikt skydd där arten och dess livsmiljöer ska bevaras. Arten förekommer i alla typer av glesare skogar men föredrar framförallt lövskog. Den födosöker inne bland träden och man hittar den i trädbärande beteshagar, i kantzoner mellan skog och odlingsmark, i närheten av vatten och i bymiljöer. Den undviker stora sammanhängande öppna miljöer såsom åkrar och hyggen. Skogsbruksåtgärder som leder till minskad förekomst av äldre, gles skog och då särskilt tillgång på hålträd och träd med löst sittande bark kan leda till brist på koloniplatser och viloplatser (SLU Artdatabanken, 2024; Skogsstyrelsen, 2016).</w:t>
-      </w:r>
-    </w:p>
-    <w:p>
-      <w:r>
-        <w:rPr>
-          <w:b/>
-        </w:rPr>
         <w:t>Nordfladdermus (NT, §4a)</w:t>
       </w:r>
       <w:r>
@@ -316,7 +289,13 @@
     </w:p>
     <w:p>
       <w:r>
-        <w:t>I BILAGA 1 finns mer detaljerad information om ekologi samt krav på livsmiljö hos fridlysta arter.</w:t>
+        <w:rPr>
+          <w:b/>
+        </w:rPr>
+        <w:t>Dvärgpipistrell (§4a)</w:t>
+      </w:r>
+      <w:r>
+        <w:t xml:space="preserve"> omfattas av bilaga 4 EU:s art- och habitatdirektiv vilket innebär ett strikt skydd där arten och dess livsmiljöer ska bevaras. Arten förekommer i alla typer av glesare skogar men föredrar framförallt lövskog. Den födosöker inne bland träden och man hittar den i trädbärande beteshagar, i kantzoner mellan skog och odlingsmark, i närheten av vatten och i bymiljöer. Den undviker stora sammanhängande öppna miljöer såsom åkrar och hyggen. Skogsbruksåtgärder som leder till minskad förekomst av äldre, gles skog och då särskilt tillgång på hålträd och träd med löst sittande bark kan leda till brist på koloniplatser och viloplatser (SLU Artdatabanken, 2024; Skogsstyrelsen, 2016).</w:t>
       </w:r>
     </w:p>
     <w:p>
@@ -677,60 +656,6 @@
         <w:pStyle w:val="Heading1"/>
       </w:pPr>
       <w:r>
-        <w:t>Dvärgpipistrell – ekologi samt krav på livsmiljön</w:t>
-      </w:r>
-    </w:p>
-    <w:p>
-      <w:r>
-        <w:t>Dvärgpipistrell (§4a) omfattas av bilaga 4 EU:s art- och habitatdirektiv vilket innebär ett strikt skydd för arten och dess livsmiljöer. Arten förekommer i alla typer av glesare skogar men föredrar framförallt lövskog. Den födosöker inne bland träden och man hittar den i trädbärande beteshagar, i kantzoner mellan skog och odlingsmark, i närheten av vatten och i bymiljöer. Den undviker stora sammanhängande öppna miljöer såsom åkrar och hyggen. Skogsbruksåtgärder som leder till minskad förekomst av äldre, gles skog och då särskilt tillgång på hålträd och träd med löst sittande bark kan leda till brist på koloniplatser och viloplatser (SLU Artdatabanken, 2024; Skogsstyrelsen, 2016).</w:t>
-      </w:r>
-    </w:p>
-    <w:p>
-      <w:r>
-        <w:t>Fladdermöss är beroende av hänsyn på landskapsnivå och det är viktigt att alla typer av vatten och våtmarker samt fuktiga skogspartier återställs och bevaras. Sväm- och sumpskog ska alltid sparas, och äldre lövmiljöer bör alltid sparas för födosök, koloniplatser och viloplatser. Utöver kantzoner mot vatten och våtmarker bör tillräckligt breda skyddszoner av uppväxt skog sparas för att skapa och bevara vindskyddade födosöksmiljöer. Genom att binda samman befintliga skogsbestånd med korridorer av uppvuxen skog skapas ett fladdermusvänligt landskap (SLU Artdatabanken, 2024; Skogsstyrelsen, 2016).</w:t>
-      </w:r>
-    </w:p>
-    <w:p>
-      <w:pPr>
-        <w:pStyle w:val="Heading2"/>
-      </w:pPr>
-      <w:r>
-        <w:t>Referenser – dvärgpipistrell</w:t>
-      </w:r>
-    </w:p>
-    <w:p>
-      <w:r>
-        <w:t xml:space="preserve">Skogsstyrelsen, 2016. </w:t>
-      </w:r>
-      <w:r>
-        <w:rPr>
-          <w:i/>
-        </w:rPr>
-        <w:t xml:space="preserve">Vägledning för hänsyn till pipistrell. </w:t>
-      </w:r>
-      <w:r>
-        <w:t>Vägledningar och kunskapsstöd artskydd - Skogsstyrelsen</w:t>
-      </w:r>
-    </w:p>
-    <w:p>
-      <w:r>
-        <w:t>SLU Artdatabanken, 2024.</w:t>
-      </w:r>
-      <w:r>
-        <w:rPr>
-          <w:i/>
-        </w:rPr>
-        <w:t xml:space="preserve">  Artfakta: dvärgpipistrell (Pipistrellus pygmaeus). </w:t>
-      </w:r>
-      <w:r>
-        <w:t>https://artfakta.se/taxa/205995</w:t>
-      </w:r>
-    </w:p>
-    <w:p>
-      <w:pPr>
-        <w:pStyle w:val="Heading1"/>
-      </w:pPr>
-      <w:r>
         <w:t>Nordfladdermus – ekologi samt krav på livsmiljön</w:t>
       </w:r>
     </w:p>
@@ -785,6 +710,60 @@
         <w:t>https://artfakta.se/taxa/205998</w:t>
       </w:r>
     </w:p>
+    <w:p>
+      <w:pPr>
+        <w:pStyle w:val="Heading1"/>
+      </w:pPr>
+      <w:r>
+        <w:t>Dvärgpipistrell – ekologi samt krav på livsmiljön</w:t>
+      </w:r>
+    </w:p>
+    <w:p>
+      <w:r>
+        <w:t>Dvärgpipistrell (§4a) omfattas av bilaga 4 EU:s art- och habitatdirektiv vilket innebär ett strikt skydd för arten och dess livsmiljöer. Arten förekommer i alla typer av glesare skogar men föredrar framförallt lövskog. Den födosöker inne bland träden och man hittar den i trädbärande beteshagar, i kantzoner mellan skog och odlingsmark, i närheten av vatten och i bymiljöer. Den undviker stora sammanhängande öppna miljöer såsom åkrar och hyggen. Skogsbruksåtgärder som leder till minskad förekomst av äldre, gles skog och då särskilt tillgång på hålträd och träd med löst sittande bark kan leda till brist på koloniplatser och viloplatser (SLU Artdatabanken, 2024; Skogsstyrelsen, 2016).</w:t>
+      </w:r>
+    </w:p>
+    <w:p>
+      <w:r>
+        <w:t>Fladdermöss är beroende av hänsyn på landskapsnivå och det är viktigt att alla typer av vatten och våtmarker samt fuktiga skogspartier återställs och bevaras. Sväm- och sumpskog ska alltid sparas, och äldre lövmiljöer bör alltid sparas för födosök, koloniplatser och viloplatser. Utöver kantzoner mot vatten och våtmarker bör tillräckligt breda skyddszoner av uppväxt skog sparas för att skapa och bevara vindskyddade födosöksmiljöer. Genom att binda samman befintliga skogsbestånd med korridorer av uppvuxen skog skapas ett fladdermusvänligt landskap (SLU Artdatabanken, 2024; Skogsstyrelsen, 2016).</w:t>
+      </w:r>
+    </w:p>
+    <w:p>
+      <w:pPr>
+        <w:pStyle w:val="Heading2"/>
+      </w:pPr>
+      <w:r>
+        <w:t>Referenser – dvärgpipistrell</w:t>
+      </w:r>
+    </w:p>
+    <w:p>
+      <w:r>
+        <w:t xml:space="preserve">Skogsstyrelsen, 2016. </w:t>
+      </w:r>
+      <w:r>
+        <w:rPr>
+          <w:i/>
+        </w:rPr>
+        <w:t xml:space="preserve">Vägledning för hänsyn till pipistrell. </w:t>
+      </w:r>
+      <w:r>
+        <w:t>Vägledningar och kunskapsstöd artskydd - Skogsstyrelsen</w:t>
+      </w:r>
+    </w:p>
+    <w:p>
+      <w:r>
+        <w:t>SLU Artdatabanken, 2024.</w:t>
+      </w:r>
+      <w:r>
+        <w:rPr>
+          <w:i/>
+        </w:rPr>
+        <w:t xml:space="preserve">  Artfakta: dvärgpipistrell (Pipistrellus pygmaeus). </w:t>
+      </w:r>
+      <w:r>
+        <w:t>https://artfakta.se/taxa/205995</w:t>
+      </w:r>
+    </w:p>
     <w:sectPr>
       <w:headerReference w:type="even" r:id="rId8"/>
       <w:headerReference w:type="default" r:id="rId9"/>
@@ -913,7 +892,7 @@
     <w:r>
       <w:tab/>
       <w:tab/>
-      <w:t>2026-06-20</w:t>
+      <w:t>2026-06-21</w:t>
       <w:br/>
       <w:br/>
     </w:r>

--- a/klagomål/A 37239-2024 FSC-klagomål.docx
+++ b/klagomål/A 37239-2024 FSC-klagomål.docx
@@ -892,7 +892,7 @@
     <w:r>
       <w:tab/>
       <w:tab/>
-      <w:t>2026-06-21</w:t>
+      <w:t>2026-06-22</w:t>
       <w:br/>
       <w:br/>
     </w:r>

--- a/klagomål/A 37239-2024 FSC-klagomål.docx
+++ b/klagomål/A 37239-2024 FSC-klagomål.docx
@@ -892,7 +892,7 @@
     <w:r>
       <w:tab/>
       <w:tab/>
-      <w:t>2026-06-22</w:t>
+      <w:t>2026-06-23</w:t>
       <w:br/>
       <w:br/>
     </w:r>

--- a/klagomål/A 37239-2024 FSC-klagomål.docx
+++ b/klagomål/A 37239-2024 FSC-klagomål.docx
@@ -892,7 +892,7 @@
     <w:r>
       <w:tab/>
       <w:tab/>
-      <w:t>2026-06-23</w:t>
+      <w:t>2026-06-24</w:t>
       <w:br/>
       <w:br/>
     </w:r>

--- a/klagomål/A 37239-2024 FSC-klagomål.docx
+++ b/klagomål/A 37239-2024 FSC-klagomål.docx
@@ -892,7 +892,7 @@
     <w:r>
       <w:tab/>
       <w:tab/>
-      <w:t>2026-06-24</w:t>
+      <w:t>2026-06-25</w:t>
       <w:br/>
       <w:br/>
     </w:r>

--- a/klagomål/A 37239-2024 FSC-klagomål.docx
+++ b/klagomål/A 37239-2024 FSC-klagomål.docx
@@ -892,7 +892,7 @@
     <w:r>
       <w:tab/>
       <w:tab/>
-      <w:t>2026-06-25</w:t>
+      <w:t>2026-06-26</w:t>
       <w:br/>
       <w:br/>
     </w:r>

--- a/klagomål/A 37239-2024 FSC-klagomål.docx
+++ b/klagomål/A 37239-2024 FSC-klagomål.docx
@@ -892,7 +892,7 @@
     <w:r>
       <w:tab/>
       <w:tab/>
-      <w:t>2026-06-26</w:t>
+      <w:t>2026-06-27</w:t>
       <w:br/>
       <w:br/>
     </w:r>

--- a/klagomål/A 37239-2024 FSC-klagomål.docx
+++ b/klagomål/A 37239-2024 FSC-klagomål.docx
@@ -892,7 +892,7 @@
     <w:r>
       <w:tab/>
       <w:tab/>
-      <w:t>2026-06-27</w:t>
+      <w:t>2026-06-28</w:t>
       <w:br/>
       <w:br/>
     </w:r>

--- a/klagomål/A 37239-2024 FSC-klagomål.docx
+++ b/klagomål/A 37239-2024 FSC-klagomål.docx
@@ -892,7 +892,7 @@
     <w:r>
       <w:tab/>
       <w:tab/>
-      <w:t>2026-06-28</w:t>
+      <w:t>2026-06-29</w:t>
       <w:br/>
       <w:br/>
     </w:r>

--- a/klagomål/A 37239-2024 FSC-klagomål.docx
+++ b/klagomål/A 37239-2024 FSC-klagomål.docx
@@ -892,7 +892,7 @@
     <w:r>
       <w:tab/>
       <w:tab/>
-      <w:t>2026-06-29</w:t>
+      <w:t>2026-06-30</w:t>
       <w:br/>
       <w:br/>
     </w:r>

--- a/klagomål/A 37239-2024 FSC-klagomål.docx
+++ b/klagomål/A 37239-2024 FSC-klagomål.docx
@@ -892,7 +892,7 @@
     <w:r>
       <w:tab/>
       <w:tab/>
-      <w:t>2026-06-30</w:t>
+      <w:t>2026-07-01</w:t>
       <w:br/>
       <w:br/>
     </w:r>

--- a/klagomål/A 37239-2024 FSC-klagomål.docx
+++ b/klagomål/A 37239-2024 FSC-klagomål.docx
@@ -892,7 +892,7 @@
     <w:r>
       <w:tab/>
       <w:tab/>
-      <w:t>2026-07-01</w:t>
+      <w:t>2026-07-02</w:t>
       <w:br/>
       <w:br/>
     </w:r>

--- a/klagomål/A 37239-2024 FSC-klagomål.docx
+++ b/klagomål/A 37239-2024 FSC-klagomål.docx
@@ -892,7 +892,7 @@
     <w:r>
       <w:tab/>
       <w:tab/>
-      <w:t>2026-07-13</w:t>
+      <w:t>2026-07-14</w:t>
       <w:br/>
       <w:br/>
     </w:r>

--- a/klagomål/A 37239-2024 FSC-klagomål.docx
+++ b/klagomål/A 37239-2024 FSC-klagomål.docx
@@ -892,7 +892,7 @@
     <w:r>
       <w:tab/>
       <w:tab/>
-      <w:t>2026-07-14</w:t>
+      <w:t>2026-07-15</w:t>
       <w:br/>
       <w:br/>
     </w:r>

--- a/klagomål/A 37239-2024 FSC-klagomål.docx
+++ b/klagomål/A 37239-2024 FSC-klagomål.docx
@@ -892,7 +892,7 @@
     <w:r>
       <w:tab/>
       <w:tab/>
-      <w:t>2026-07-15</w:t>
+      <w:t>2026-07-16</w:t>
       <w:br/>
       <w:br/>
     </w:r>

--- a/klagomål/A 37239-2024 FSC-klagomål.docx
+++ b/klagomål/A 37239-2024 FSC-klagomål.docx
@@ -892,7 +892,7 @@
     <w:r>
       <w:tab/>
       <w:tab/>
-      <w:t>2026-07-16</w:t>
+      <w:t>2026-07-17</w:t>
       <w:br/>
       <w:br/>
     </w:r>

--- a/klagomål/A 37239-2024 FSC-klagomål.docx
+++ b/klagomål/A 37239-2024 FSC-klagomål.docx
@@ -892,7 +892,7 @@
     <w:r>
       <w:tab/>
       <w:tab/>
-      <w:t>2026-07-17</w:t>
+      <w:t>2026-07-18</w:t>
       <w:br/>
       <w:br/>
     </w:r>

--- a/klagomål/A 37239-2024 FSC-klagomål.docx
+++ b/klagomål/A 37239-2024 FSC-klagomål.docx
@@ -892,7 +892,7 @@
     <w:r>
       <w:tab/>
       <w:tab/>
-      <w:t>2026-07-18</w:t>
+      <w:t>2026-07-19</w:t>
       <w:br/>
       <w:br/>
     </w:r>

--- a/klagomål/A 37239-2024 FSC-klagomål.docx
+++ b/klagomål/A 37239-2024 FSC-klagomål.docx
@@ -892,7 +892,7 @@
     <w:r>
       <w:tab/>
       <w:tab/>
-      <w:t>2026-07-19</w:t>
+      <w:t>2026-07-20</w:t>
       <w:br/>
       <w:br/>
     </w:r>

--- a/klagomål/A 37239-2024 FSC-klagomål.docx
+++ b/klagomål/A 37239-2024 FSC-klagomål.docx
@@ -892,7 +892,7 @@
     <w:r>
       <w:tab/>
       <w:tab/>
-      <w:t>2026-07-20</w:t>
+      <w:t>2026-07-21</w:t>
       <w:br/>
       <w:br/>
     </w:r>

--- a/klagomål/A 37239-2024 FSC-klagomål.docx
+++ b/klagomål/A 37239-2024 FSC-klagomål.docx
@@ -892,7 +892,7 @@
     <w:r>
       <w:tab/>
       <w:tab/>
-      <w:t>2026-07-21</w:t>
+      <w:t>2026-07-22</w:t>
       <w:br/>
       <w:br/>
     </w:r>

--- a/klagomål/A 37239-2024 FSC-klagomål.docx
+++ b/klagomål/A 37239-2024 FSC-klagomål.docx
@@ -892,7 +892,7 @@
     <w:r>
       <w:tab/>
       <w:tab/>
-      <w:t>2026-07-22</w:t>
+      <w:t>2026-07-23</w:t>
       <w:br/>
       <w:br/>
     </w:r>

--- a/klagomål/A 37239-2024 FSC-klagomål.docx
+++ b/klagomål/A 37239-2024 FSC-klagomål.docx
@@ -892,7 +892,7 @@
     <w:r>
       <w:tab/>
       <w:tab/>
-      <w:t>2026-07-23</w:t>
+      <w:t>2026-07-24</w:t>
       <w:br/>
       <w:br/>
     </w:r>

--- a/klagomål/A 37239-2024 FSC-klagomål.docx
+++ b/klagomål/A 37239-2024 FSC-klagomål.docx
@@ -892,7 +892,7 @@
     <w:r>
       <w:tab/>
       <w:tab/>
-      <w:t>2026-07-24</w:t>
+      <w:t>2026-07-25</w:t>
       <w:br/>
       <w:br/>
     </w:r>

--- a/klagomål/A 37239-2024 FSC-klagomål.docx
+++ b/klagomål/A 37239-2024 FSC-klagomål.docx
@@ -892,7 +892,7 @@
     <w:r>
       <w:tab/>
       <w:tab/>
-      <w:t>2026-07-25</w:t>
+      <w:t>2026-07-26</w:t>
       <w:br/>
       <w:br/>
     </w:r>

--- a/klagomål/A 37239-2024 FSC-klagomål.docx
+++ b/klagomål/A 37239-2024 FSC-klagomål.docx
@@ -892,7 +892,7 @@
     <w:r>
       <w:tab/>
       <w:tab/>
-      <w:t>2026-07-26</w:t>
+      <w:t>2026-07-27</w:t>
       <w:br/>
       <w:br/>
     </w:r>

--- a/klagomål/A 37239-2024 FSC-klagomål.docx
+++ b/klagomål/A 37239-2024 FSC-klagomål.docx
@@ -892,7 +892,7 @@
     <w:r>
       <w:tab/>
       <w:tab/>
-      <w:t>2026-07-27</w:t>
+      <w:t>2026-07-28</w:t>
       <w:br/>
       <w:br/>
     </w:r>

--- a/klagomål/A 37239-2024 FSC-klagomål.docx
+++ b/klagomål/A 37239-2024 FSC-klagomål.docx
@@ -892,7 +892,7 @@
     <w:r>
       <w:tab/>
       <w:tab/>
-      <w:t>2026-07-28</w:t>
+      <w:t>2026-07-29</w:t>
       <w:br/>
       <w:br/>
     </w:r>

--- a/klagomål/A 37239-2024 FSC-klagomål.docx
+++ b/klagomål/A 37239-2024 FSC-klagomål.docx
@@ -892,7 +892,7 @@
     <w:r>
       <w:tab/>
       <w:tab/>
-      <w:t>2026-07-29</w:t>
+      <w:t>2026-07-30</w:t>
       <w:br/>
       <w:br/>
     </w:r>

--- a/klagomål/A 37239-2024 FSC-klagomål.docx
+++ b/klagomål/A 37239-2024 FSC-klagomål.docx
@@ -892,7 +892,7 @@
     <w:r>
       <w:tab/>
       <w:tab/>
-      <w:t>2026-07-30</w:t>
+      <w:t>2026-07-31</w:t>
       <w:br/>
       <w:br/>
     </w:r>

--- a/klagomål/A 37239-2024 FSC-klagomål.docx
+++ b/klagomål/A 37239-2024 FSC-klagomål.docx
@@ -892,7 +892,7 @@
     <w:r>
       <w:tab/>
       <w:tab/>
-      <w:t>2026-07-31</w:t>
+      <w:t>2026-08-01</w:t>
       <w:br/>
       <w:br/>
     </w:r>

--- a/klagomål/A 37239-2024 FSC-klagomål.docx
+++ b/klagomål/A 37239-2024 FSC-klagomål.docx
@@ -892,7 +892,7 @@
     <w:r>
       <w:tab/>
       <w:tab/>
-      <w:t>2026-08-01</w:t>
+      <w:t>2026-08-02</w:t>
       <w:br/>
       <w:br/>
     </w:r>

--- a/klagomål/A 37239-2024 FSC-klagomål.docx
+++ b/klagomål/A 37239-2024 FSC-klagomål.docx
@@ -892,7 +892,7 @@
     <w:r>
       <w:tab/>
       <w:tab/>
-      <w:t>2026-08-02</w:t>
+      <w:t>2026-08-03</w:t>
       <w:br/>
       <w:br/>
     </w:r>

--- a/klagomål/A 37239-2024 FSC-klagomål.docx
+++ b/klagomål/A 37239-2024 FSC-klagomål.docx
@@ -892,7 +892,7 @@
     <w:r>
       <w:tab/>
       <w:tab/>
-      <w:t>2026-08-03</w:t>
+      <w:t>2026-08-05</w:t>
       <w:br/>
       <w:br/>
     </w:r>

--- a/klagomål/A 37239-2024 FSC-klagomål.docx
+++ b/klagomål/A 37239-2024 FSC-klagomål.docx
@@ -892,7 +892,7 @@
     <w:r>
       <w:tab/>
       <w:tab/>
-      <w:t>2026-08-05</w:t>
+      <w:t>2026-08-07</w:t>
       <w:br/>
       <w:br/>
     </w:r>

--- a/klagomål/A 37239-2024 FSC-klagomål.docx
+++ b/klagomål/A 37239-2024 FSC-klagomål.docx
@@ -892,7 +892,7 @@
     <w:r>
       <w:tab/>
       <w:tab/>
-      <w:t>2026-08-07</w:t>
+      <w:t>2026-08-08</w:t>
       <w:br/>
       <w:br/>
     </w:r>

--- a/klagomål/A 37239-2024 FSC-klagomål.docx
+++ b/klagomål/A 37239-2024 FSC-klagomål.docx
@@ -216,7 +216,7 @@
         <w:spacing w:after="240"/>
       </w:pPr>
       <w:r>
-        <w:t>Figur 1. Fyndplatser för naturvårdsarter inom 16 meter från avverkningsanmälan. Markörer utan svart kant är placerade på fyndplatsen. Markörer med svart kant är placerade vid sidan av fyndplatsen har ett svart streck som visar fyndplatsens exakta position. Kartans mittpunktskoordinat är N 6312796, E 576156 i SWEREF 99 TM.</w:t>
+        <w:t>Figur 1. Fyndplatser för naturvårdsarter inom 16 meter från avverkningsanmälan. Markörer utan svart kant är placerade på fyndplatsen. Markörer med svart kant är placerade vid sidan av fyndplatsen och har ett svart streck som visar fyndplatsens exakta position. Kartans mittpunktskoordinat är N 6312796, E 576156 i SWEREF 99 TM.</w:t>
       </w:r>
     </w:p>
     <w:p>
@@ -892,7 +892,7 @@
     <w:r>
       <w:tab/>
       <w:tab/>
-      <w:t>2026-08-14</w:t>
+      <w:t>2026-08-15</w:t>
       <w:br/>
       <w:br/>
     </w:r>

--- a/klagomål/A 37239-2024 FSC-klagomål.docx
+++ b/klagomål/A 37239-2024 FSC-klagomål.docx
@@ -892,7 +892,7 @@
     <w:r>
       <w:tab/>
       <w:tab/>
-      <w:t>2026-08-15</w:t>
+      <w:t>2026-08-16</w:t>
       <w:br/>
       <w:br/>
     </w:r>

--- a/klagomål/A 37239-2024 FSC-klagomål.docx
+++ b/klagomål/A 37239-2024 FSC-klagomål.docx
@@ -892,7 +892,7 @@
     <w:r>
       <w:tab/>
       <w:tab/>
-      <w:t>2026-08-16</w:t>
+      <w:t>2026-08-17</w:t>
       <w:br/>
       <w:br/>
     </w:r>

--- a/klagomål/A 37239-2024 FSC-klagomål.docx
+++ b/klagomål/A 37239-2024 FSC-klagomål.docx
@@ -892,7 +892,7 @@
     <w:r>
       <w:tab/>
       <w:tab/>
-      <w:t>2026-08-17</w:t>
+      <w:t>2026-08-18</w:t>
       <w:br/>
       <w:br/>
     </w:r>

--- a/klagomål/A 37239-2024 FSC-klagomål.docx
+++ b/klagomål/A 37239-2024 FSC-klagomål.docx
@@ -892,7 +892,7 @@
     <w:r>
       <w:tab/>
       <w:tab/>
-      <w:t>2026-08-18</w:t>
+      <w:t>2026-08-19</w:t>
       <w:br/>
       <w:br/>
     </w:r>

--- a/klagomål/A 37239-2024 FSC-klagomål.docx
+++ b/klagomål/A 37239-2024 FSC-klagomål.docx
@@ -892,7 +892,7 @@
     <w:r>
       <w:tab/>
       <w:tab/>
-      <w:t>2026-08-19</w:t>
+      <w:t>2026-08-20</w:t>
       <w:br/>
       <w:br/>
     </w:r>

--- a/klagomål/A 37239-2024 FSC-klagomål.docx
+++ b/klagomål/A 37239-2024 FSC-klagomål.docx
@@ -892,7 +892,7 @@
     <w:r>
       <w:tab/>
       <w:tab/>
-      <w:t>2026-08-20</w:t>
+      <w:t>2026-08-21</w:t>
       <w:br/>
       <w:br/>
     </w:r>

--- a/klagomål/A 37239-2024 FSC-klagomål.docx
+++ b/klagomål/A 37239-2024 FSC-klagomål.docx
@@ -892,7 +892,7 @@
     <w:r>
       <w:tab/>
       <w:tab/>
-      <w:t>2026-08-21</w:t>
+      <w:t>2026-08-22</w:t>
       <w:br/>
       <w:br/>
     </w:r>

--- a/klagomål/A 37239-2024 FSC-klagomål.docx
+++ b/klagomål/A 37239-2024 FSC-klagomål.docx
@@ -892,7 +892,7 @@
     <w:r>
       <w:tab/>
       <w:tab/>
-      <w:t>2026-08-22</w:t>
+      <w:t>2026-08-23</w:t>
       <w:br/>
       <w:br/>
     </w:r>

--- a/klagomål/A 37239-2024 FSC-klagomål.docx
+++ b/klagomål/A 37239-2024 FSC-klagomål.docx
@@ -892,7 +892,7 @@
     <w:r>
       <w:tab/>
       <w:tab/>
-      <w:t>2026-08-23</w:t>
+      <w:t>2026-08-24</w:t>
       <w:br/>
       <w:br/>
     </w:r>

--- a/klagomål/A 37239-2024 FSC-klagomål.docx
+++ b/klagomål/A 37239-2024 FSC-klagomål.docx
@@ -892,7 +892,7 @@
     <w:r>
       <w:tab/>
       <w:tab/>
-      <w:t>2026-08-24</w:t>
+      <w:t>2026-08-25</w:t>
       <w:br/>
       <w:br/>
     </w:r>

--- a/klagomål/A 37239-2024 FSC-klagomål.docx
+++ b/klagomål/A 37239-2024 FSC-klagomål.docx
@@ -892,7 +892,7 @@
     <w:r>
       <w:tab/>
       <w:tab/>
-      <w:t>2026-08-25</w:t>
+      <w:t>2026-08-26</w:t>
       <w:br/>
       <w:br/>
     </w:r>

--- a/klagomål/A 37239-2024 FSC-klagomål.docx
+++ b/klagomål/A 37239-2024 FSC-klagomål.docx
@@ -892,7 +892,7 @@
     <w:r>
       <w:tab/>
       <w:tab/>
-      <w:t>2026-08-26</w:t>
+      <w:t>2026-08-27</w:t>
       <w:br/>
       <w:br/>
     </w:r>

--- a/klagomål/A 37239-2024 FSC-klagomål.docx
+++ b/klagomål/A 37239-2024 FSC-klagomål.docx
@@ -892,7 +892,7 @@
     <w:r>
       <w:tab/>
       <w:tab/>
-      <w:t>2026-08-27</w:t>
+      <w:t>2026-08-28</w:t>
       <w:br/>
       <w:br/>
     </w:r>

--- a/klagomål/A 37239-2024 FSC-klagomål.docx
+++ b/klagomål/A 37239-2024 FSC-klagomål.docx
@@ -892,7 +892,7 @@
     <w:r>
       <w:tab/>
       <w:tab/>
-      <w:t>2026-08-28</w:t>
+      <w:t>2026-08-29</w:t>
       <w:br/>
       <w:br/>
     </w:r>

--- a/klagomål/A 37239-2024 FSC-klagomål.docx
+++ b/klagomål/A 37239-2024 FSC-klagomål.docx
@@ -892,7 +892,7 @@
     <w:r>
       <w:tab/>
       <w:tab/>
-      <w:t>2026-08-29</w:t>
+      <w:t>2026-08-31</w:t>
       <w:br/>
       <w:br/>
     </w:r>

--- a/klagomål/A 37239-2024 FSC-klagomål.docx
+++ b/klagomål/A 37239-2024 FSC-klagomål.docx
@@ -892,7 +892,7 @@
     <w:r>
       <w:tab/>
       <w:tab/>
-      <w:t>2026-08-31</w:t>
+      <w:t>2026-09-01</w:t>
       <w:br/>
       <w:br/>
     </w:r>

--- a/klagomål/A 37239-2024 FSC-klagomål.docx
+++ b/klagomål/A 37239-2024 FSC-klagomål.docx
@@ -892,7 +892,7 @@
     <w:r>
       <w:tab/>
       <w:tab/>
-      <w:t>2026-09-01</w:t>
+      <w:t>2026-09-02</w:t>
       <w:br/>
       <w:br/>
     </w:r>

--- a/klagomål/A 37239-2024 FSC-klagomål.docx
+++ b/klagomål/A 37239-2024 FSC-klagomål.docx
@@ -892,7 +892,7 @@
     <w:r>
       <w:tab/>
       <w:tab/>
-      <w:t>2026-09-02</w:t>
+      <w:t>2026-09-03</w:t>
       <w:br/>
       <w:br/>
     </w:r>

--- a/klagomål/A 37239-2024 FSC-klagomål.docx
+++ b/klagomål/A 37239-2024 FSC-klagomål.docx
@@ -892,7 +892,7 @@
     <w:r>
       <w:tab/>
       <w:tab/>
-      <w:t>2026-09-03</w:t>
+      <w:t>2026-09-04</w:t>
       <w:br/>
       <w:br/>
     </w:r>

--- a/klagomål/A 37239-2024 FSC-klagomål.docx
+++ b/klagomål/A 37239-2024 FSC-klagomål.docx
@@ -892,7 +892,7 @@
     <w:r>
       <w:tab/>
       <w:tab/>
-      <w:t>2026-09-04</w:t>
+      <w:t>2026-09-05</w:t>
       <w:br/>
       <w:br/>
     </w:r>

--- a/klagomål/A 37239-2024 FSC-klagomål.docx
+++ b/klagomål/A 37239-2024 FSC-klagomål.docx
@@ -892,7 +892,7 @@
     <w:r>
       <w:tab/>
       <w:tab/>
-      <w:t>2026-09-05</w:t>
+      <w:t>2026-09-06</w:t>
       <w:br/>
       <w:br/>
     </w:r>

--- a/klagomål/A 37239-2024 FSC-klagomål.docx
+++ b/klagomål/A 37239-2024 FSC-klagomål.docx
@@ -892,7 +892,7 @@
     <w:r>
       <w:tab/>
       <w:tab/>
-      <w:t>2026-09-06</w:t>
+      <w:t>2026-09-07</w:t>
       <w:br/>
       <w:br/>
     </w:r>

--- a/klagomål/A 37239-2024 FSC-klagomål.docx
+++ b/klagomål/A 37239-2024 FSC-klagomål.docx
@@ -892,7 +892,7 @@
     <w:r>
       <w:tab/>
       <w:tab/>
-      <w:t>2026-09-07</w:t>
+      <w:t>2026-09-08</w:t>
       <w:br/>
       <w:br/>
     </w:r>

--- a/klagomål/A 37239-2024 FSC-klagomål.docx
+++ b/klagomål/A 37239-2024 FSC-klagomål.docx
@@ -892,7 +892,7 @@
     <w:r>
       <w:tab/>
       <w:tab/>
-      <w:t>2026-09-08</w:t>
+      <w:t>2026-09-09</w:t>
       <w:br/>
       <w:br/>
     </w:r>

--- a/klagomål/A 37239-2024 FSC-klagomål.docx
+++ b/klagomål/A 37239-2024 FSC-klagomål.docx
@@ -892,7 +892,7 @@
     <w:r>
       <w:tab/>
       <w:tab/>
-      <w:t>2026-09-09</w:t>
+      <w:t>2026-09-10</w:t>
       <w:br/>
       <w:br/>
     </w:r>

--- a/klagomål/A 37239-2024 FSC-klagomål.docx
+++ b/klagomål/A 37239-2024 FSC-klagomål.docx
@@ -892,7 +892,7 @@
     <w:r>
       <w:tab/>
       <w:tab/>
-      <w:t>2026-09-10</w:t>
+      <w:t>2026-09-11</w:t>
       <w:br/>
       <w:br/>
     </w:r>

--- a/klagomål/A 37239-2024 FSC-klagomål.docx
+++ b/klagomål/A 37239-2024 FSC-klagomål.docx
@@ -892,7 +892,7 @@
     <w:r>
       <w:tab/>
       <w:tab/>
-      <w:t>2026-09-11</w:t>
+      <w:t>2026-09-12</w:t>
       <w:br/>
       <w:br/>
     </w:r>
